--- a/courts/ninth-circuit/montana/state/supreme-court/amicus-brief/usage/OUTPUT-amicus-brief.docx
+++ b/courts/ninth-circuit/montana/state/supreme-court/amicus-brief/usage/OUTPUT-amicus-brief.docx
@@ -3965,31 +3965,7 @@
         <w:pStyle w:val="BodyText"/>
       </w:pPr>
       <w:r>
-        <w:t xml:space="preserve">The Montana Constitution confers upon the State’s courts a robust and vital role in adjudicating constitutional claims advanced by Montana’s people. Recognizing this important role, the District Court correctly relied on the Montana Constitution and Montana state law in adjudicating provisions of the Montana Environmental Policy Act, § 75</w:t>
-      </w:r>
-      <w:r>
-        <w:noBreakHyphen/>
-      </w:r>
-      <w:r>
-        <w:t xml:space="preserve">1</w:t>
-      </w:r>
-      <w:r>
-        <w:noBreakHyphen/>
-      </w:r>
-      <w:r>
-        <w:t xml:space="preserve">201(2)⁠(a), MCA and § 75</w:t>
-      </w:r>
-      <w:r>
-        <w:noBreakHyphen/>
-      </w:r>
-      <w:r>
-        <w:t xml:space="preserve">1</w:t>
-      </w:r>
-      <w:r>
-        <w:noBreakHyphen/>
-      </w:r>
-      <w:r>
-        <w:t xml:space="preserve">201(6)⁠(a)⁠(ii), MCA. Both in the proceedings before the District Court and in this appeal, the State and various amici supporting the State have suggested that the political question doctrine should have prevented the lower court from issuing its decision. This argument is contrary to Montana precedent applying the political question doctrine, which is clearly not implicated in the adjudication of laws that impact individual rights. To reach the State’s conclusion, this Court would need to significantly expand the political question doctrine. The State’s appellate brief notably does not explain how the Court should do this, though it does invoke federal precedent.</w:t>
+        <w:t xml:space="preserve">The Montana Constitution confers upon the State’s courts a robust and vital role in adjudicating constitutional claims advanced by Montana’s people. Recognizing this important role, the District Court correctly relied on the Montana Constitution and Montana state law in adjudicating provisions of the Montana Environmental Policy Act, § 75-⁠1-⁠201(2)⁠(a), MCA and § 75-⁠1-⁠201(6)⁠(a)⁠(ii), MCA. Both in the proceedings before the District Court and in this appeal, the State and various amici supporting the State have suggested that the political question doctrine should have prevented the lower court from issuing its decision. This argument is contrary to Montana precedent applying the political question doctrine, which is clearly not implicated in the adjudication of laws that impact individual rights. To reach the State’s conclusion, this Court would need to significantly expand the political question doctrine. The State’s appellate brief notably does not explain how the Court should do this, though it does invoke federal precedent.</w:t>
       </w:r>
       <w:r>
         <w:t xml:space="preserve"> </w:t>
@@ -4699,19 +4675,7 @@
         <w:pStyle w:val="BodyText"/>
       </w:pPr>
       <w:r>
-        <w:t xml:space="preserve">Under that analysis, the claims here are fully justiciable. Plaintiffs challenge the constitutionality of a provision of the Montana Environmental Policy Act, § 75</w:t>
-      </w:r>
-      <w:r>
-        <w:noBreakHyphen/>
-      </w:r>
-      <w:r>
-        <w:t xml:space="preserve">1</w:t>
-      </w:r>
-      <w:r>
-        <w:noBreakHyphen/>
-      </w:r>
-      <w:r>
-        <w:t xml:space="preserve">201(2)⁠(a), MCA (</w:t>
+        <w:t xml:space="preserve">Under that analysis, the claims here are fully justiciable. Plaintiffs challenge the constitutionality of a provision of the Montana Environmental Policy Act, § 75-⁠1-⁠201(2)⁠(a), MCA (</w:t>
       </w:r>
       <w:r>
         <w:t xml:space="preserve">“MEPA”</w:t>
@@ -4726,19 +4690,7 @@
         <w:t xml:space="preserve">“MEPA Limitation”</w:t>
       </w:r>
       <w:r>
-        <w:t xml:space="preserve">) and § 75</w:t>
-      </w:r>
-      <w:r>
-        <w:noBreakHyphen/>
-      </w:r>
-      <w:r>
-        <w:t xml:space="preserve">1</w:t>
-      </w:r>
-      <w:r>
-        <w:noBreakHyphen/>
-      </w:r>
-      <w:r>
-        <w:t xml:space="preserve">201(6)⁠(a)⁠(ii), MCA, which eliminates certain remedies available to litigants challenging the MEPA. To do so, Plaintiffs invoke Article II, Section 3, of the Montana Constitution, which provides that all persons have certain</w:t>
+        <w:t xml:space="preserve">) and § 75-⁠1-⁠201(6)⁠(a)⁠(ii), MCA, which eliminates certain remedies available to litigants challenging the MEPA. To do so, Plaintiffs invoke Article II, Section 3, of the Montana Constitution, which provides that all persons have certain</w:t>
       </w:r>
       <w:r>
         <w:t xml:space="preserve"> </w:t>
@@ -4947,19 +4899,7 @@
         <w:pStyle w:val="BodyTextNote"/>
       </w:pPr>
       <w:r>
-        <w:t xml:space="preserve">That is precisely what the District Court’s Order does. The District Court concluded that the MEPA Limitation and § 75</w:t>
-      </w:r>
-      <w:r>
-        <w:noBreakHyphen/>
-      </w:r>
-      <w:r>
-        <w:t xml:space="preserve">1</w:t>
-      </w:r>
-      <w:r>
-        <w:noBreakHyphen/>
-      </w:r>
-      <w:r>
-        <w:t xml:space="preserve">201(6)⁠(a)⁠(ii), MCA prevented the State from meeting its constitutional obligation to protect Plaintiffs’ right to a clean and healthful environment and to protect Montana’s natural resources from unreasonable depletion. Order at 99. Notwithstanding appellant’s claims, the District Court’s order is outside the bounds of a non-justiciable</w:t>
+        <w:t xml:space="preserve">That is precisely what the District Court’s Order does. The District Court concluded that the MEPA Limitation and § 75-⁠1-⁠201(6)⁠(a)⁠(ii), MCA prevented the State from meeting its constitutional obligation to protect Plaintiffs’ right to a clean and healthful environment and to protect Montana’s natural resources from unreasonable depletion. Order at 99. Notwithstanding appellant’s claims, the District Court’s order is outside the bounds of a non-justiciable</w:t>
       </w:r>
       <w:r>
         <w:t xml:space="preserve"> </w:t>
@@ -5530,7 +5470,7 @@
         <w:t xml:space="preserve"> </w:t>
       </w:r>
       <w:r>
-        <w:t xml:space="preserve">“need not apply federal principles . . . of justiciability that deny litigants access to the courts.”</w:t>
+        <w:t xml:space="preserve">“need not apply federal principles ⁠. ⁠. ⁠. of justiciability that deny litigants access to the courts.”</w:t>
       </w:r>
       <w:r>
         <w:t xml:space="preserve"> </w:t>
@@ -5647,7 +5587,7 @@
         <w:t xml:space="preserve"> </w:t>
       </w:r>
       <w:r>
-        <w:t xml:space="preserve">“the rights of a part of a foreign empire, which asserts, and is contending for its independence . . . are generally rather political than legal in their character”</w:t>
+        <w:t xml:space="preserve">“the rights of a part of a foreign empire, which asserts, and is contending for its independence ⁠. ⁠. ⁠. are generally rather political than legal in their character”</w:t>
       </w:r>
       <w:r>
         <w:t xml:space="preserve">);</w:t>
@@ -5666,7 +5606,7 @@
         <w:t xml:space="preserve">, 27 U.S. (2 Pet.) 253, 309 (1829) (</w:t>
       </w:r>
       <w:r>
-        <w:t xml:space="preserve">“A question like this respecting the boundaries of nations, is, as has been truly said, more a political than a legal question . . . .”</w:t>
+        <w:t xml:space="preserve">“A question like this respecting the boundaries of nations, is, as has been truly said, more a political than a legal question ⁠. ⁠. ⁠. ⁠.”</w:t>
       </w:r>
       <w:r>
         <w:t xml:space="preserve">);</w:t>
@@ -5688,7 +5628,7 @@
         <w:t xml:space="preserve"> </w:t>
       </w:r>
       <w:r>
-        <w:t xml:space="preserve">“the political branch of the government recognizes the treaty obligation as still existing . . . .”</w:t>
+        <w:t xml:space="preserve">“the political branch of the government recognizes the treaty obligation as still existing ⁠. ⁠. ⁠. ⁠.”</w:t>
       </w:r>
       <w:r>
         <w:t xml:space="preserve">);</w:t>
@@ -5995,13 +5935,7 @@
         <w:t xml:space="preserve">See Larson</w:t>
       </w:r>
       <w:r>
-        <w:t xml:space="preserve">, ¶¶ 38</w:t>
-      </w:r>
-      <w:r>
-        <w:noBreakHyphen/>
-      </w:r>
-      <w:r>
-        <w:t xml:space="preserve">43.</w:t>
+        <w:t xml:space="preserve">, ¶¶ 38-⁠43.</w:t>
       </w:r>
     </w:p>
     <w:p>
@@ -6048,13 +5982,7 @@
         <w:t xml:space="preserve">Larson</w:t>
       </w:r>
       <w:r>
-        <w:t xml:space="preserve">, ¶¶ 37</w:t>
-      </w:r>
-      <w:r>
-        <w:noBreakHyphen/>
-      </w:r>
-      <w:r>
-        <w:t xml:space="preserve">39;</w:t>
+        <w:t xml:space="preserve">, ¶¶ 37-⁠39;</w:t>
       </w:r>
       <w:r>
         <w:t xml:space="preserve"> </w:t>
@@ -6080,13 +6008,7 @@
         <w:t xml:space="preserve">Mitchell</w:t>
       </w:r>
       <w:r>
-        <w:t xml:space="preserve">, ¶¶ 23</w:t>
-      </w:r>
-      <w:r>
-        <w:noBreakHyphen/>
-      </w:r>
-      <w:r>
-        <w:t xml:space="preserve">26. Those cases have instead extensively relied on</w:t>
+        <w:t xml:space="preserve">, ¶¶ 23-⁠26. Those cases have instead extensively relied on</w:t>
       </w:r>
       <w:r>
         <w:t xml:space="preserve"> </w:t>
@@ -6490,7 +6412,7 @@
         <w:t xml:space="preserve">); Const. Convention Vol. 5 at 1206 (</w:t>
       </w:r>
       <w:r>
-        <w:t xml:space="preserve">“Now, the reason that the majority, . . . saw fit not to put qualifying adjectives in the Constitution is that this provision is destined to be interpreted by the Montana Supreme Court . . . The Supreme Court is going to decide what this Constitution means: and if it decides wrong, if it decides something conservative that you don’t like, it’s locked in.”</w:t>
+        <w:t xml:space="preserve">“Now, the reason that the majority, ⁠. ⁠. ⁠. saw fit not to put qualifying adjectives in the Constitution is that this provision is destined to be interpreted by the Montana Supreme Court ⁠. ⁠. ⁠. The Supreme Court is going to decide what this Constitution means: and if it decides wrong, if it decides something conservative that you don’t like, it’s locked in.”</w:t>
       </w:r>
       <w:r>
         <w:t xml:space="preserve">) (emphasis added). By contrast, there is nothing in the records of the 1972 Constitutional Convention to indicate that the delegates considered these rights to be outside the province of the State judiciary, let alone a</w:t>
@@ -6908,7 +6830,7 @@
         <w:t xml:space="preserve"> </w:t>
       </w:r>
       <w:r>
-        <w:t xml:space="preserve">“When insufficient action in the legislative process occurs, judicial monitoring in the remediation phase can help check political process defects . . . . When these defects lead to continued constitutional violations, judicial action is entirely consistent with separation of powers principles and the judicial role.”</w:t>
+        <w:t xml:space="preserve">“When insufficient action in the legislative process occurs, judicial monitoring in the remediation phase can help check political process defects ⁠. ⁠. ⁠. ⁠. When these defects lead to continued constitutional violations, judicial action is entirely consistent with separation of powers principles and the judicial role.”</w:t>
       </w:r>
       <w:r>
         <w:t xml:space="preserve"> </w:t>
@@ -7098,7 +7020,7 @@
         <w:t xml:space="preserve"> </w:t>
       </w:r>
       <w:r>
-        <w:t xml:space="preserve">“[a] ruling that the plaintiffs’ claims are nonjusticiable would give the legislative branch unchecked power, potentially allowing it to ignore its constitutional responsibility . . . .”</w:t>
+        <w:t xml:space="preserve">“[a] ruling that the plaintiffs’ claims are nonjusticiable would give the legislative branch unchecked power, potentially allowing it to ignore its constitutional responsibility ⁠. ⁠. ⁠. ⁠.”</w:t>
       </w:r>
       <w:r>
         <w:t xml:space="preserve"> </w:t>
@@ -18273,6 +18195,7 @@
     <w:unhideWhenUsed/>
     <w:qFormat/>
     <w:pPr>
+      <w:keepLines/>
       <w:spacing w:before="0" w:after="140" w:line="322" w:lineRule="exact"/>
     </w:pPr>
     <w:rPr>
@@ -18523,6 +18446,33 @@
     <w:pPr>
       <w:spacing w:before="0" w:after="0" w:line="322" w:lineRule="exact"/>
       <w:ind w:left="2160" w:hanging="720"/>
+    </w:pPr>
+  </w:style>
+  <w:style w:type="paragraph" w:customStyle="1" w:styleId="XdQuoteList1">
+    <w:name w:val="Xd Quote List 1"/>
+    <w:basedOn w:val="Normal"/>
+    <w:qFormat/>
+    <w:pPr>
+      <w:spacing w:before="0" w:after="0" w:line="322" w:lineRule="exact"/>
+      <w:ind w:left="1440" w:right="720" w:hanging="720"/>
+    </w:pPr>
+  </w:style>
+  <w:style w:type="paragraph" w:customStyle="1" w:styleId="XdQuoteList2">
+    <w:name w:val="Xd Quote List 2"/>
+    <w:basedOn w:val="Normal"/>
+    <w:qFormat/>
+    <w:pPr>
+      <w:spacing w:before="0" w:after="0" w:line="322" w:lineRule="exact"/>
+      <w:ind w:left="2160" w:right="720" w:hanging="720"/>
+    </w:pPr>
+  </w:style>
+  <w:style w:type="paragraph" w:customStyle="1" w:styleId="XdQuoteList3">
+    <w:name w:val="Xd Quote List 3"/>
+    <w:basedOn w:val="Normal"/>
+    <w:qFormat/>
+    <w:pPr>
+      <w:spacing w:before="0" w:after="0" w:line="322" w:lineRule="exact"/>
+      <w:ind w:left="2880" w:right="720" w:hanging="720"/>
     </w:pPr>
   </w:style>
   <w:style w:type="paragraph" w:customStyle="1" w:styleId="SourceCode">
